--- a/docs/rifqi-cv-industry.docx
+++ b/docs/rifqi-cv-industry.docx
@@ -58,7 +58,7 @@
           <w:sz w:val="20"/>
           <w:szCs w:val="20"/>
         </w:rPr>
-        <w:t xml:space="preserve">Medical imaging ML researcher at Telkom University, GPA 4.0/4.0. Production ML system deployed on commercial mining fleet dashcams — Macro F1 0.78, 11% above the existing model. Bone scan pipeline AUC 0.956, above two commercial clinical systems. First-authored IEEE Xplore paper.</w:t>
+        <w:t xml:space="preserve">Medical imaging ML researcher at Telkom University, GPA 4.0/4.0. Production ML system deployed on commercial mining fleet dashcams: Macro F1 0.78, 11% above the existing model. Bone scan pipeline AUC 0.956, above two commercial clinical systems. First-authored IEEE Xplore paper.</w:t>
       </w:r>
     </w:p>
     <w:p>
